--- a/fixtures/example-computer-science/example-computer-science-resume-letter.docx
+++ b/fixtures/example-computer-science/example-computer-science-resume-letter.docx
@@ -99,7 +99,7 @@
           <w:bCs w:val="1"/>
           <w:rtl w:val="0"/>
         </w:rPr>
-        <w:t xml:space="preserve">Santa Clara Valley University</w:t>
+        <w:t xml:space="preserve">Mirabel Heights University</w:t>
       </w:r>
       <w:r>
         <w:rPr>
@@ -142,7 +142,7 @@
           <w:szCs w:val="21"/>
           <w:rtl w:val="0"/>
         </w:rPr>
-        <w:t xml:space="preserve">Aug 2022 – May 2026</w:t>
+        <w:t xml:space="preserve">Aug 2023 – May 2027</w:t>
       </w:r>
       <w:r>
         <w:rPr>
@@ -238,7 +238,7 @@
           <w:rtl w:val="0"/>
         </w:rPr>
         <w:tab/>
-        <w:t xml:space="preserve">Jun 2025 – Sep 2025</w:t>
+        <w:t xml:space="preserve">Jun 2026 – Sep 2026</w:t>
       </w:r>
     </w:p>
     <w:p>
@@ -258,7 +258,7 @@
           <w:szCs w:val="21"/>
           <w:rtl w:val="0"/>
         </w:rPr>
-        <w:t xml:space="preserve">Brightline Payments</w:t>
+        <w:t xml:space="preserve">Ferncastle Payments</w:t>
       </w:r>
       <w:r>
         <w:rPr>
@@ -380,7 +380,7 @@
           <w:rtl w:val="0"/>
         </w:rPr>
         <w:tab/>
-        <w:t xml:space="preserve">Jun 2024 – Aug 2024</w:t>
+        <w:t xml:space="preserve">Jun 2025 – Aug 2025</w:t>
       </w:r>
     </w:p>
     <w:p>
@@ -400,7 +400,7 @@
           <w:szCs w:val="21"/>
           <w:rtl w:val="0"/>
         </w:rPr>
-        <w:t xml:space="preserve">Orchard Health Software</w:t>
+        <w:t xml:space="preserve">Brambleway Health Software</w:t>
       </w:r>
       <w:r>
         <w:rPr>
@@ -776,7 +776,7 @@
         <w:rPr>
           <w:rtl w:val="0"/>
         </w:rPr>
-        <w:t xml:space="preserve">Dean's List; SCVU Hacks winner</w:t>
+        <w:t xml:space="preserve">Dean's List; MHU Hacks winner</w:t>
       </w:r>
     </w:p>
     <w:sectPr>

--- a/fixtures/example-computer-science/example-computer-science-resume-letter.docx
+++ b/fixtures/example-computer-science/example-computer-science-resume-letter.docx
@@ -31,7 +31,7 @@
           <w:rPr>
             <w:rtl w:val="0"/>
           </w:rPr>
-          <w:t xml:space="preserve">kevin.tran@email.com</w:t>
+          <w:t xml:space="preserve">kevin.tran@example.com</w:t>
         </w:r>
       </w:hyperlink>
       <w:r>
